--- a/pr-preview/pr-269/probability-basics-tracked-changes.docx
+++ b/pr-preview/pr-269/probability-basics-tracked-changes.docx
@@ -26,7 +26,7 @@
       </w:pPr>
       <w:ins w:id="2" w:author="PR Preview" w:date="2026-01-01T00:00:00Z">
         <w:r>
-          <w:t xml:space="preserve">Last modified: 2026-10-26 03:27:31 (PDT)</w:t>
+          <w:t xml:space="preserve">Last modified: 2026-10-26 04:06:49 (PDT)</w:t>
         </w:r>
       </w:ins>
     </w:p>
@@ -12539,7 +12539,7 @@
     </w:p>
     <w:bookmarkEnd w:id="67"/>
     <w:bookmarkEnd w:id="68"/>
-    <w:bookmarkStart w:id="93" w:name="conditional-probability"/>
+    <w:bookmarkStart w:id="94" w:name="conditional-probability"/>
     <w:p>
       <w:pPr>
         <w:pStyle w:val="Heading2"/>
@@ -19600,81 +19600,49 @@
       <w:pPr>
         <w:pStyle w:val="BodyText"/>
       </w:pPr>
-      <w:del w:id="3" w:author="PR Preview" w:date="2026-01-01T00:00:00Z">
+      <w:r>
+        <w:t xml:space="preserve">5MinuteAI’s five-minute videos follow the same course</w:t>
+      </w:r>
+      <w:r>
+        <w:t xml:space="preserve"> </w:t>
+      </w:r>
+      <w:r>
+        <w:t xml:space="preserve">[16]</w:t>
+      </w:r>
+      <w:r>
+        <w:t xml:space="preserve">:</w:t>
+      </w:r>
+      <w:r>
+        <w:t xml:space="preserve"> </w:t>
+      </w:r>
+      <w:hyperlink r:id="rId89">
         <w:r>
-          <w:delText xml:space="preserve">5MinuteAI’s five-minute videos follow the same course</w:delText>
+          <w:rPr>
+            <w:rStyle w:val="Hyperlink"/>
+          </w:rPr>
+          <w:t xml:space="preserve">introduction to discrete probability</w:t>
         </w:r>
-      </w:del>
-      <w:del w:id="4" w:author="PR Preview" w:date="2026-01-01T00:00:00Z">
+      </w:hyperlink>
+      <w:r>
+        <w:t xml:space="preserve"> </w:t>
+      </w:r>
+      <w:r>
+        <w:t xml:space="preserve">and</w:t>
+      </w:r>
+      <w:r>
+        <w:t xml:space="preserve"> </w:t>
+      </w:r>
+      <w:hyperlink r:id="rId90">
         <w:r>
-          <w:delText xml:space="preserve"> </w:delText>
+          <w:rPr>
+            <w:rStyle w:val="Hyperlink"/>
+          </w:rPr>
+          <w:t xml:space="preserve">conditional probability</w:t>
         </w:r>
-      </w:del>
-      <w:del w:id="5" w:author="PR Preview" w:date="2026-01-01T00:00:00Z">
-        <w:r>
-          <w:delText xml:space="preserve">[16]</w:delText>
-        </w:r>
-      </w:del>
-      <w:del w:id="6" w:author="PR Preview" w:date="2026-01-01T00:00:00Z">
-        <w:r>
-          <w:delText xml:space="preserve">:</w:delText>
-        </w:r>
-      </w:del>
-      <w:del w:id="7" w:author="PR Preview" w:date="2026-01-01T00:00:00Z">
-        <w:r>
-          <w:delText xml:space="preserve"> </w:delText>
-        </w:r>
-      </w:del>
-      <w:hyperlink r:id="rId91">
-        <w:del w:id="8" w:author="PR Preview" w:date="2026-01-01T00:00:00Z">
-          <w:r>
-            <w:rPr>
-              <w:rStyle w:val="Hyperlink"/>
-            </w:rPr>
-            <w:delText xml:space="preserve">introduction to discrete probability</w:delText>
-          </w:r>
-        </w:del>
       </w:hyperlink>
-      <w:del w:id="9" w:author="PR Preview" w:date="2026-01-01T00:00:00Z">
-        <w:r>
-          <w:delText xml:space="preserve"> </w:delText>
-        </w:r>
-      </w:del>
-      <w:del w:id="10" w:author="PR Preview" w:date="2026-01-01T00:00:00Z">
-        <w:r>
-          <w:delText xml:space="preserve">and</w:delText>
-        </w:r>
-      </w:del>
-      <w:del w:id="11" w:author="PR Preview" w:date="2026-01-01T00:00:00Z">
-        <w:r>
-          <w:delText xml:space="preserve"> </w:delText>
-        </w:r>
-      </w:del>
-      <w:hyperlink r:id="rId92">
-        <w:del w:id="12" w:author="PR Preview" w:date="2026-01-01T00:00:00Z">
-          <w:r>
-            <w:rPr>
-              <w:rStyle w:val="Hyperlink"/>
-            </w:rPr>
-            <w:delText xml:space="preserve">conditional probability</w:delText>
-          </w:r>
-        </w:del>
-      </w:hyperlink>
-      <w:del w:id="13" w:author="PR Preview" w:date="2026-01-01T00:00:00Z">
-        <w:r>
-          <w:delText xml:space="preserve">.</w:delText>
-        </w:r>
-      </w:del>
-    </w:p>
-    <w:p>
-      <w:pPr>
-        <w:pStyle w:val="BodyText"/>
-      </w:pPr>
-      <w:ins w:id="14" w:author="PR Preview" w:date="2026-01-01T00:00:00Z">
-        <w:r>
-          <w:t xml:space="preserve"> </w:t>
-        </w:r>
-      </w:ins>
+      <w:r>
+        <w:t xml:space="preserve">.</w:t>
+      </w:r>
     </w:p>
     <w:tbl>
       <w:tblPr>
@@ -19717,12 +19685,12 @@
                 <wp:inline>
                   <wp:extent cx="152400" cy="152400"/>
                   <wp:effectExtent b="0" l="0" r="0" t="0"/>
-                  <wp:docPr descr="" title="" id="89" name="Picture"/>
+                  <wp:docPr descr="" title="" id="91" name="Picture"/>
                   <a:graphic>
                     <a:graphicData uri="http://schemas.openxmlformats.org/drawingml/2006/picture">
                       <pic:pic>
                         <pic:nvPicPr>
-                          <pic:cNvPr descr="/opt/quarto/share/formats/docx/tip.png" id="90" name="Picture"/>
+                          <pic:cNvPr descr="/opt/quarto/share/formats/docx/tip.png" id="92" name="Picture"/>
                           <pic:cNvPicPr>
                             <a:picLocks noChangeArrowheads="1" noChangeAspect="1"/>
                           </pic:cNvPicPr>
@@ -19785,113 +19753,84 @@
               <w:spacing w:before="16" w:after="16"/>
             </w:pPr>
             <w:r>
-              <w:t xml:space="preserve">Lange’s</w:t>
+              <w:t xml:space="preserve">Lange’s textbook</w:t>
             </w:r>
             <w:r>
               <w:t xml:space="preserve"> </w:t>
             </w:r>
             <w:r>
-              <w:rPr>
-                <w:i/>
-                <w:iCs/>
-              </w:rPr>
-              <w:t xml:space="preserve">Applied Probability</w:t>
+              <w:t xml:space="preserve">[17]</w:t>
             </w:r>
             <w:r>
               <w:t xml:space="preserve"> </w:t>
             </w:r>
             <w:r>
-              <w:t xml:space="preserve">[16]</w:t>
+              <w:t xml:space="preserve">reviews</w:t>
+            </w:r>
+            <w:r>
+              <w:t xml:space="preserve"> </w:t>
+            </w:r>
+            <w:hyperlink w:anchor="def-probability">
+              <w:r>
+                <w:rPr>
+                  <w:rStyle w:val="Hyperlink"/>
+                </w:rPr>
+                <w:t xml:space="preserve">probability</w:t>
+              </w:r>
+            </w:hyperlink>
+            <w:r>
+              <w:t xml:space="preserve"> </w:t>
+            </w:r>
+            <w:r>
+              <w:t xml:space="preserve">and</w:t>
+            </w:r>
+            <w:r>
+              <w:t xml:space="preserve"> </w:t>
+            </w:r>
+            <w:hyperlink r:id="rId93">
+              <w:r>
+                <w:rPr>
+                  <w:rStyle w:val="Hyperlink"/>
+                </w:rPr>
+                <w:t xml:space="preserve">expectation</w:t>
+              </w:r>
+            </w:hyperlink>
+            <w:r>
+              <w:t xml:space="preserve"> </w:t>
+            </w:r>
+            <w:r>
+              <w:t xml:space="preserve">in Section 1.2</w:t>
             </w:r>
             <w:r>
               <w:t xml:space="preserve"> </w:t>
             </w:r>
             <w:r>
-              <w:t xml:space="preserve">reviews probability and expectation</w:t>
+              <w:t xml:space="preserve">and</w:t>
             </w:r>
             <w:r>
               <w:t xml:space="preserve"> </w:t>
             </w:r>
+            <w:hyperlink w:anchor="def-conditional-prob">
+              <w:r>
+                <w:rPr>
+                  <w:rStyle w:val="Hyperlink"/>
+                </w:rPr>
+                <w:t xml:space="preserve">conditional probability</w:t>
+              </w:r>
+            </w:hyperlink>
             <w:r>
-              <w:t xml:space="preserve">in Section 1.2 and conditional probability in Section 1.3.</w:t>
+              <w:t xml:space="preserve"> </w:t>
+            </w:r>
+            <w:r>
+              <w:t xml:space="preserve">in Section 1.3.</w:t>
             </w:r>
           </w:p>
           <w:p/>
         </w:tc>
       </w:tr>
     </w:tbl>
-    <w:p>
-      <w:pPr>
-        <w:pStyle w:val="BodyText"/>
-      </w:pPr>
-      <w:ins w:id="15" w:author="PR Preview" w:date="2026-01-01T00:00:00Z">
-        <w:r>
-          <w:t xml:space="preserve">5MinuteAI’s five-minute videos follow the same course</w:t>
-        </w:r>
-      </w:ins>
-      <w:ins w:id="16" w:author="PR Preview" w:date="2026-01-01T00:00:00Z">
-        <w:r>
-          <w:t xml:space="preserve"> </w:t>
-        </w:r>
-      </w:ins>
-      <w:ins w:id="17" w:author="PR Preview" w:date="2026-01-01T00:00:00Z">
-        <w:r>
-          <w:t xml:space="preserve">[17]</w:t>
-        </w:r>
-      </w:ins>
-      <w:ins w:id="18" w:author="PR Preview" w:date="2026-01-01T00:00:00Z">
-        <w:r>
-          <w:t xml:space="preserve">:</w:t>
-        </w:r>
-      </w:ins>
-      <w:ins w:id="19" w:author="PR Preview" w:date="2026-01-01T00:00:00Z">
-        <w:r>
-          <w:t xml:space="preserve"> </w:t>
-        </w:r>
-      </w:ins>
-      <w:hyperlink r:id="rId91">
-        <w:ins w:id="20" w:author="PR Preview" w:date="2026-01-01T00:00:00Z">
-          <w:r>
-            <w:rPr>
-              <w:rStyle w:val="Hyperlink"/>
-            </w:rPr>
-            <w:t xml:space="preserve">introduction to discrete probability</w:t>
-          </w:r>
-        </w:ins>
-      </w:hyperlink>
-      <w:ins w:id="21" w:author="PR Preview" w:date="2026-01-01T00:00:00Z">
-        <w:r>
-          <w:t xml:space="preserve"> </w:t>
-        </w:r>
-      </w:ins>
-      <w:ins w:id="22" w:author="PR Preview" w:date="2026-01-01T00:00:00Z">
-        <w:r>
-          <w:t xml:space="preserve">and</w:t>
-        </w:r>
-      </w:ins>
-      <w:ins w:id="23" w:author="PR Preview" w:date="2026-01-01T00:00:00Z">
-        <w:r>
-          <w:t xml:space="preserve"> </w:t>
-        </w:r>
-      </w:ins>
-      <w:hyperlink r:id="rId92">
-        <w:ins w:id="24" w:author="PR Preview" w:date="2026-01-01T00:00:00Z">
-          <w:r>
-            <w:rPr>
-              <w:rStyle w:val="Hyperlink"/>
-            </w:rPr>
-            <w:t xml:space="preserve">conditional probability</w:t>
-          </w:r>
-        </w:ins>
-      </w:hyperlink>
-      <w:ins w:id="25" w:author="PR Preview" w:date="2026-01-01T00:00:00Z">
-        <w:r>
-          <w:t xml:space="preserve">.</w:t>
-        </w:r>
-      </w:ins>
-    </w:p>
-    <w:bookmarkEnd w:id="93"/>
-    <w:bookmarkStart w:id="128" w:name="references"/>
+    <w:bookmarkEnd w:id="94"/>
+    <w:bookmarkStart w:id="129" w:name="references"/>
     <w:p>
       <w:pPr>
         <w:pStyle w:val="Heading2"/>
@@ -19900,8 +19839,8 @@
         <w:t xml:space="preserve">References</w:t>
       </w:r>
     </w:p>
-    <w:bookmarkStart w:id="127" w:name="refs"/>
-    <w:bookmarkStart w:id="95" w:name="X0323630174b5cbd87b45a7fef24ef56ec3bdd6b"/>
+    <w:bookmarkStart w:id="128" w:name="refs"/>
+    <w:bookmarkStart w:id="96" w:name="X0323630174b5cbd87b45a7fef24ef56ec3bdd6b"/>
     <w:p>
       <w:pPr>
         <w:pStyle w:val="Bibliography"/>
@@ -19948,7 +19887,7 @@
       <w:r>
         <w:t xml:space="preserve"> </w:t>
       </w:r>
-      <w:hyperlink r:id="rId94">
+      <w:hyperlink r:id="rId95">
         <w:r>
           <w:rPr>
             <w:rStyle w:val="Hyperlink"/>
@@ -19957,8 +19896,8 @@
         </w:r>
       </w:hyperlink>
     </w:p>
-    <w:bookmarkEnd w:id="95"/>
-    <w:bookmarkStart w:id="97" w:name="ref-wikipedia_sample_space"/>
+    <w:bookmarkEnd w:id="96"/>
+    <w:bookmarkStart w:id="98" w:name="ref-wikipedia_sample_space"/>
     <w:p>
       <w:pPr>
         <w:pStyle w:val="Bibliography"/>
@@ -20005,7 +19944,7 @@
       <w:r>
         <w:t xml:space="preserve"> </w:t>
       </w:r>
-      <w:hyperlink r:id="rId96">
+      <w:hyperlink r:id="rId97">
         <w:r>
           <w:rPr>
             <w:rStyle w:val="Hyperlink"/>
@@ -20014,8 +19953,8 @@
         </w:r>
       </w:hyperlink>
     </w:p>
-    <w:bookmarkEnd w:id="97"/>
-    <w:bookmarkStart w:id="99" w:name="ref-wikipedia_event_probability_theory"/>
+    <w:bookmarkEnd w:id="98"/>
+    <w:bookmarkStart w:id="100" w:name="ref-wikipedia_event_probability_theory"/>
     <w:p>
       <w:pPr>
         <w:pStyle w:val="Bibliography"/>
@@ -20062,7 +20001,7 @@
       <w:r>
         <w:t xml:space="preserve"> </w:t>
       </w:r>
-      <w:hyperlink r:id="rId98">
+      <w:hyperlink r:id="rId99">
         <w:r>
           <w:rPr>
             <w:rStyle w:val="Hyperlink"/>
@@ -20071,8 +20010,8 @@
         </w:r>
       </w:hyperlink>
     </w:p>
-    <w:bookmarkEnd w:id="99"/>
-    <w:bookmarkStart w:id="101" w:name="ref-CaseBerg01"/>
+    <w:bookmarkEnd w:id="100"/>
+    <w:bookmarkStart w:id="102" w:name="ref-CaseBerg01"/>
     <w:p>
       <w:pPr>
         <w:pStyle w:val="Bibliography"/>
@@ -20105,7 +20044,7 @@
       <w:r>
         <w:t xml:space="preserve"> </w:t>
       </w:r>
-      <w:hyperlink r:id="rId100">
+      <w:hyperlink r:id="rId101">
         <w:r>
           <w:rPr>
             <w:rStyle w:val="Hyperlink"/>
@@ -20114,8 +20053,8 @@
         </w:r>
       </w:hyperlink>
     </w:p>
-    <w:bookmarkEnd w:id="101"/>
-    <w:bookmarkStart w:id="103" w:name="ref-wikipedia_probability_space"/>
+    <w:bookmarkEnd w:id="102"/>
+    <w:bookmarkStart w:id="104" w:name="ref-wikipedia_probability_space"/>
     <w:p>
       <w:pPr>
         <w:pStyle w:val="Bibliography"/>
@@ -20162,7 +20101,7 @@
       <w:r>
         <w:t xml:space="preserve"> </w:t>
       </w:r>
-      <w:hyperlink r:id="rId102">
+      <w:hyperlink r:id="rId103">
         <w:r>
           <w:rPr>
             <w:rStyle w:val="Hyperlink"/>
@@ -20171,8 +20110,8 @@
         </w:r>
       </w:hyperlink>
     </w:p>
-    <w:bookmarkEnd w:id="103"/>
-    <w:bookmarkStart w:id="105" w:name="ref-wikipedia_probability_axioms"/>
+    <w:bookmarkEnd w:id="104"/>
+    <w:bookmarkStart w:id="106" w:name="ref-wikipedia_probability_axioms"/>
     <w:p>
       <w:pPr>
         <w:pStyle w:val="Bibliography"/>
@@ -20219,7 +20158,7 @@
       <w:r>
         <w:t xml:space="preserve"> </w:t>
       </w:r>
-      <w:hyperlink r:id="rId104">
+      <w:hyperlink r:id="rId105">
         <w:r>
           <w:rPr>
             <w:rStyle w:val="Hyperlink"/>
@@ -20228,8 +20167,8 @@
         </w:r>
       </w:hyperlink>
     </w:p>
-    <w:bookmarkEnd w:id="105"/>
-    <w:bookmarkStart w:id="107" w:name="ref-wikipedia_odds"/>
+    <w:bookmarkEnd w:id="106"/>
+    <w:bookmarkStart w:id="108" w:name="ref-wikipedia_odds"/>
     <w:p>
       <w:pPr>
         <w:pStyle w:val="Bibliography"/>
@@ -20276,7 +20215,7 @@
       <w:r>
         <w:t xml:space="preserve"> </w:t>
       </w:r>
-      <w:hyperlink r:id="rId106">
+      <w:hyperlink r:id="rId107">
         <w:r>
           <w:rPr>
             <w:rStyle w:val="Hyperlink"/>
@@ -20285,8 +20224,8 @@
         </w:r>
       </w:hyperlink>
     </w:p>
-    <w:bookmarkEnd w:id="107"/>
-    <w:bookmarkStart w:id="109" w:name="ref-wikipedia_logit"/>
+    <w:bookmarkEnd w:id="108"/>
+    <w:bookmarkStart w:id="110" w:name="ref-wikipedia_logit"/>
     <w:p>
       <w:pPr>
         <w:pStyle w:val="Bibliography"/>
@@ -20333,7 +20272,7 @@
       <w:r>
         <w:t xml:space="preserve"> </w:t>
       </w:r>
-      <w:hyperlink r:id="rId108">
+      <w:hyperlink r:id="rId109">
         <w:r>
           <w:rPr>
             <w:rStyle w:val="Hyperlink"/>
@@ -20342,8 +20281,8 @@
         </w:r>
       </w:hyperlink>
     </w:p>
-    <w:bookmarkEnd w:id="109"/>
-    <w:bookmarkStart w:id="111" w:name="ref-wikipedia_conditional_probability"/>
+    <w:bookmarkEnd w:id="110"/>
+    <w:bookmarkStart w:id="112" w:name="ref-wikipedia_conditional_probability"/>
     <w:p>
       <w:pPr>
         <w:pStyle w:val="Bibliography"/>
@@ -20390,7 +20329,7 @@
       <w:r>
         <w:t xml:space="preserve"> </w:t>
       </w:r>
-      <w:hyperlink r:id="rId110">
+      <w:hyperlink r:id="rId111">
         <w:r>
           <w:rPr>
             <w:rStyle w:val="Hyperlink"/>
@@ -20399,8 +20338,8 @@
         </w:r>
       </w:hyperlink>
     </w:p>
-    <w:bookmarkEnd w:id="111"/>
-    <w:bookmarkStart w:id="113" w:name="ref-ross-probsim"/>
+    <w:bookmarkEnd w:id="112"/>
+    <w:bookmarkStart w:id="114" w:name="ref-ross-probsim"/>
     <w:p>
       <w:pPr>
         <w:pStyle w:val="Bibliography"/>
@@ -20432,7 +20371,7 @@
       <w:r>
         <w:t xml:space="preserve"> </w:t>
       </w:r>
-      <w:hyperlink r:id="rId112">
+      <w:hyperlink r:id="rId113">
         <w:r>
           <w:rPr>
             <w:rStyle w:val="Hyperlink"/>
@@ -20441,8 +20380,8 @@
         </w:r>
       </w:hyperlink>
     </w:p>
-    <w:bookmarkEnd w:id="113"/>
-    <w:bookmarkStart w:id="115" w:name="ref-wikipedia_law_of_total_probability"/>
+    <w:bookmarkEnd w:id="114"/>
+    <w:bookmarkStart w:id="116" w:name="ref-wikipedia_law_of_total_probability"/>
     <w:p>
       <w:pPr>
         <w:pStyle w:val="Bibliography"/>
@@ -20489,7 +20428,7 @@
       <w:r>
         <w:t xml:space="preserve"> </w:t>
       </w:r>
-      <w:hyperlink r:id="rId114">
+      <w:hyperlink r:id="rId115">
         <w:r>
           <w:rPr>
             <w:rStyle w:val="Hyperlink"/>
@@ -20498,8 +20437,8 @@
         </w:r>
       </w:hyperlink>
     </w:p>
-    <w:bookmarkEnd w:id="115"/>
-    <w:bookmarkStart w:id="117" w:name="ref-wikipedia_bayes_theorem"/>
+    <w:bookmarkEnd w:id="116"/>
+    <w:bookmarkStart w:id="118" w:name="ref-wikipedia_bayes_theorem"/>
     <w:p>
       <w:pPr>
         <w:pStyle w:val="Bibliography"/>
@@ -20546,7 +20485,7 @@
       <w:r>
         <w:t xml:space="preserve"> </w:t>
       </w:r>
-      <w:hyperlink r:id="rId116">
+      <w:hyperlink r:id="rId117">
         <w:r>
           <w:rPr>
             <w:rStyle w:val="Hyperlink"/>
@@ -20555,8 +20494,8 @@
         </w:r>
       </w:hyperlink>
     </w:p>
-    <w:bookmarkEnd w:id="117"/>
-    <w:bookmarkStart w:id="118" w:name="ref-hutchinson2024data471"/>
+    <w:bookmarkEnd w:id="118"/>
+    <w:bookmarkStart w:id="119" w:name="ref-hutchinson2024data471"/>
     <w:p>
       <w:pPr>
         <w:pStyle w:val="Bibliography"/>
@@ -20595,8 +20534,8 @@
         <w:t xml:space="preserve">Western Washington University, 2024.</w:t>
       </w:r>
     </w:p>
-    <w:bookmarkEnd w:id="118"/>
-    <w:bookmarkStart w:id="120" w:name="ref-wikipedia_base_rate_fallacy"/>
+    <w:bookmarkEnd w:id="119"/>
+    <w:bookmarkStart w:id="121" w:name="ref-wikipedia_base_rate_fallacy"/>
     <w:p>
       <w:pPr>
         <w:pStyle w:val="Bibliography"/>
@@ -20643,7 +20582,7 @@
       <w:r>
         <w:t xml:space="preserve"> </w:t>
       </w:r>
-      <w:hyperlink r:id="rId119">
+      <w:hyperlink r:id="rId120">
         <w:r>
           <w:rPr>
             <w:rStyle w:val="Hyperlink"/>
@@ -20652,8 +20591,8 @@
         </w:r>
       </w:hyperlink>
     </w:p>
-    <w:bookmarkEnd w:id="120"/>
-    <w:bookmarkStart w:id="122" w:name="ref-hutchinson_wwu_ml_videos"/>
+    <w:bookmarkEnd w:id="121"/>
+    <w:bookmarkStart w:id="123" w:name="ref-hutchinson_wwu_ml_videos"/>
     <w:p>
       <w:pPr>
         <w:pStyle w:val="Bibliography"/>
@@ -20706,7 +20645,7 @@
       <w:r>
         <w:t xml:space="preserve"> </w:t>
       </w:r>
-      <w:hyperlink r:id="rId121">
+      <w:hyperlink r:id="rId122">
         <w:r>
           <w:rPr>
             <w:rStyle w:val="Hyperlink"/>
@@ -20715,98 +20654,80 @@
         </w:r>
       </w:hyperlink>
     </w:p>
-    <w:bookmarkEnd w:id="122"/>
-    <w:bookmarkStart w:id="124" w:name="ref-lange2024applied"/>
+    <w:bookmarkEnd w:id="123"/>
+    <w:bookmarkStart w:id="125" w:name="ref-fiveminuteai_probstat"/>
     <w:p>
       <w:pPr>
         <w:pStyle w:val="Bibliography"/>
       </w:pPr>
-      <w:del w:id="26" w:author="PR Preview" w:date="2026-01-01T00:00:00Z">
+      <w:r>
+        <w:t xml:space="preserve">[16]</w:t>
+      </w:r>
+      <w:r>
+        <w:t xml:space="preserve"> </w:t>
+      </w:r>
+      <w:r>
+        <w:t xml:space="preserve">	</w:t>
+      </w:r>
+      <w:r>
+        <w:t xml:space="preserve">5MinuteAI,</w:t>
+      </w:r>
+      <w:r>
+        <w:t xml:space="preserve"> </w:t>
+      </w:r>
+      <w:r>
+        <w:t xml:space="preserve">“Probability &amp; statistics.”</w:t>
+      </w:r>
+      <w:r>
+        <w:t xml:space="preserve"> </w:t>
+      </w:r>
+      <w:r>
+        <w:t xml:space="preserve">Video playlist on YouTube. Accessed: Oct. 12, 2026. [Online]. Available:</w:t>
+      </w:r>
+      <w:r>
+        <w:t xml:space="preserve"> </w:t>
+      </w:r>
+      <w:hyperlink r:id="rId124">
         <w:r>
-          <w:delText xml:space="preserve">[16]</w:delText>
+          <w:rPr>
+            <w:rStyle w:val="Hyperlink"/>
+          </w:rPr>
+          <w:t xml:space="preserve">https://www.youtube.com/playlist?list=PLeB45KifGiuHesi4PALNZSYZFhViVGQJK</w:t>
         </w:r>
-      </w:del>
-      <w:del w:id="27" w:author="PR Preview" w:date="2026-01-01T00:00:00Z">
-        <w:r>
-          <w:delText xml:space="preserve"> </w:delText>
-        </w:r>
-      </w:del>
-      <w:del w:id="28" w:author="PR Preview" w:date="2026-01-01T00:00:00Z">
-        <w:r>
-          <w:delText xml:space="preserve">	</w:delText>
-        </w:r>
-      </w:del>
-      <w:del w:id="29" w:author="PR Preview" w:date="2026-01-01T00:00:00Z">
-        <w:r>
-          <w:delText xml:space="preserve">5MinuteAI,</w:delText>
-        </w:r>
-      </w:del>
-      <w:del w:id="30" w:author="PR Preview" w:date="2026-01-01T00:00:00Z">
-        <w:r>
-          <w:delText xml:space="preserve"> </w:delText>
-        </w:r>
-      </w:del>
-      <w:del w:id="31" w:author="PR Preview" w:date="2026-01-01T00:00:00Z">
-        <w:r>
-          <w:delText xml:space="preserve">“Probability &amp; statistics.”</w:delText>
-        </w:r>
-      </w:del>
-      <w:del w:id="32" w:author="PR Preview" w:date="2026-01-01T00:00:00Z">
-        <w:r>
-          <w:delText xml:space="preserve"> </w:delText>
-        </w:r>
-      </w:del>
-      <w:del w:id="33" w:author="PR Preview" w:date="2026-01-01T00:00:00Z">
-        <w:r>
-          <w:delText xml:space="preserve">Video playlist on YouTube. Accessed: Oct. 12, 2026. [Online]. Available:</w:delText>
-        </w:r>
-      </w:del>
-      <w:del w:id="34" w:author="PR Preview" w:date="2026-01-01T00:00:00Z">
-        <w:r>
-          <w:delText xml:space="preserve"> </w:delText>
-        </w:r>
-      </w:del>
-      <w:hyperlink r:id="rId125">
-        <w:del w:id="35" w:author="PR Preview" w:date="2026-01-01T00:00:00Z">
-          <w:r>
-            <w:rPr>
-              <w:rStyle w:val="Hyperlink"/>
-            </w:rPr>
-            <w:delText xml:space="preserve">https://www.youtube.com/playlist?list=PLeB45KifGiuHesi4PALNZSYZFhViVGQJK</w:delText>
-          </w:r>
-        </w:del>
       </w:hyperlink>
     </w:p>
+    <w:bookmarkEnd w:id="125"/>
+    <w:bookmarkStart w:id="127" w:name="ref-lange2024applied"/>
     <w:p>
       <w:pPr>
         <w:pStyle w:val="Bibliography"/>
       </w:pPr>
-      <w:ins w:id="36" w:author="PR Preview" w:date="2026-01-01T00:00:00Z">
+      <w:ins w:id="3" w:author="PR Preview" w:date="2026-01-01T00:00:00Z">
         <w:r>
-          <w:t xml:space="preserve">[16]</w:t>
+          <w:t xml:space="preserve">[17]</w:t>
         </w:r>
       </w:ins>
-      <w:ins w:id="37" w:author="PR Preview" w:date="2026-01-01T00:00:00Z">
+      <w:ins w:id="4" w:author="PR Preview" w:date="2026-01-01T00:00:00Z">
         <w:r>
           <w:t xml:space="preserve"> </w:t>
         </w:r>
       </w:ins>
-      <w:ins w:id="38" w:author="PR Preview" w:date="2026-01-01T00:00:00Z">
+      <w:ins w:id="5" w:author="PR Preview" w:date="2026-01-01T00:00:00Z">
         <w:r>
           <w:t xml:space="preserve">	</w:t>
         </w:r>
       </w:ins>
-      <w:ins w:id="39" w:author="PR Preview" w:date="2026-01-01T00:00:00Z">
+      <w:ins w:id="6" w:author="PR Preview" w:date="2026-01-01T00:00:00Z">
         <w:r>
           <w:t xml:space="preserve">K. Lange,</w:t>
         </w:r>
       </w:ins>
-      <w:ins w:id="40" w:author="PR Preview" w:date="2026-01-01T00:00:00Z">
+      <w:ins w:id="7" w:author="PR Preview" w:date="2026-01-01T00:00:00Z">
         <w:r>
           <w:t xml:space="preserve"> </w:t>
         </w:r>
       </w:ins>
-      <w:ins w:id="41" w:author="PR Preview" w:date="2026-01-01T00:00:00Z">
+      <w:ins w:id="8" w:author="PR Preview" w:date="2026-01-01T00:00:00Z">
         <w:r>
           <w:rPr>
             <w:i/>
@@ -20815,18 +20736,18 @@
           <w:t xml:space="preserve">Applied probability</w:t>
         </w:r>
       </w:ins>
-      <w:ins w:id="42" w:author="PR Preview" w:date="2026-01-01T00:00:00Z">
+      <w:ins w:id="9" w:author="PR Preview" w:date="2026-01-01T00:00:00Z">
         <w:r>
           <w:t xml:space="preserve">, 3rd ed. in Springer texts in statistics. Springer, 2024. doi:</w:t>
         </w:r>
       </w:ins>
-      <w:ins w:id="43" w:author="PR Preview" w:date="2026-01-01T00:00:00Z">
+      <w:ins w:id="10" w:author="PR Preview" w:date="2026-01-01T00:00:00Z">
         <w:r>
           <w:t xml:space="preserve"> </w:t>
         </w:r>
       </w:ins>
-      <w:hyperlink r:id="rId123">
-        <w:ins w:id="44" w:author="PR Preview" w:date="2026-01-01T00:00:00Z">
+      <w:hyperlink r:id="rId126">
+        <w:ins w:id="11" w:author="PR Preview" w:date="2026-01-01T00:00:00Z">
           <w:r>
             <w:rPr>
               <w:rStyle w:val="Hyperlink"/>
@@ -20835,77 +20756,15 @@
           </w:r>
         </w:ins>
       </w:hyperlink>
-      <w:ins w:id="45" w:author="PR Preview" w:date="2026-01-01T00:00:00Z">
+      <w:ins w:id="12" w:author="PR Preview" w:date="2026-01-01T00:00:00Z">
         <w:r>
           <w:t xml:space="preserve">.</w:t>
         </w:r>
       </w:ins>
     </w:p>
-    <w:bookmarkEnd w:id="124"/>
-    <w:bookmarkStart w:id="126" w:name="ref-fiveminuteai_probstat"/>
-    <w:p>
-      <w:pPr>
-        <w:pStyle w:val="Bibliography"/>
-      </w:pPr>
-      <w:ins w:id="46" w:author="PR Preview" w:date="2026-01-01T00:00:00Z">
-        <w:r>
-          <w:t xml:space="preserve">[17]</w:t>
-        </w:r>
-      </w:ins>
-      <w:ins w:id="47" w:author="PR Preview" w:date="2026-01-01T00:00:00Z">
-        <w:r>
-          <w:t xml:space="preserve"> </w:t>
-        </w:r>
-      </w:ins>
-      <w:ins w:id="48" w:author="PR Preview" w:date="2026-01-01T00:00:00Z">
-        <w:r>
-          <w:t xml:space="preserve">	</w:t>
-        </w:r>
-      </w:ins>
-      <w:ins w:id="49" w:author="PR Preview" w:date="2026-01-01T00:00:00Z">
-        <w:r>
-          <w:t xml:space="preserve">5MinuteAI,</w:t>
-        </w:r>
-      </w:ins>
-      <w:ins w:id="50" w:author="PR Preview" w:date="2026-01-01T00:00:00Z">
-        <w:r>
-          <w:t xml:space="preserve"> </w:t>
-        </w:r>
-      </w:ins>
-      <w:ins w:id="51" w:author="PR Preview" w:date="2026-01-01T00:00:00Z">
-        <w:r>
-          <w:t xml:space="preserve">“Probability &amp; statistics.”</w:t>
-        </w:r>
-      </w:ins>
-      <w:ins w:id="52" w:author="PR Preview" w:date="2026-01-01T00:00:00Z">
-        <w:r>
-          <w:t xml:space="preserve"> </w:t>
-        </w:r>
-      </w:ins>
-      <w:ins w:id="53" w:author="PR Preview" w:date="2026-01-01T00:00:00Z">
-        <w:r>
-          <w:t xml:space="preserve">Video playlist on YouTube. Accessed: Oct. 12, 2026. [Online]. Available:</w:t>
-        </w:r>
-      </w:ins>
-      <w:ins w:id="54" w:author="PR Preview" w:date="2026-01-01T00:00:00Z">
-        <w:r>
-          <w:t xml:space="preserve"> </w:t>
-        </w:r>
-      </w:ins>
-      <w:hyperlink r:id="rId125">
-        <w:ins w:id="55" w:author="PR Preview" w:date="2026-01-01T00:00:00Z">
-          <w:r>
-            <w:rPr>
-              <w:rStyle w:val="Hyperlink"/>
-            </w:rPr>
-            <w:t xml:space="preserve">https://www.youtube.com/playlist?list=PLeB45KifGiuHesi4PALNZSYZFhViVGQJK</w:t>
-          </w:r>
-        </w:ins>
-      </w:hyperlink>
-    </w:p>
-    <w:bookmarkEnd w:id="126"/>
     <w:bookmarkEnd w:id="127"/>
     <w:bookmarkEnd w:id="128"/>
+    <w:bookmarkEnd w:id="129"/>
     <w:sectPr>
       <w:footnotePr>
         <w:numRestart w:val="eachSect"/>
